--- a/Documentación prueba técnica de análisis transaccional.docx
+++ b/Documentación prueba técnica de análisis transaccional.docx
@@ -19,15 +19,7 @@
     </w:p>
     <w:p>
       <w:r>
-        <w:t xml:space="preserve">Para el desarrollo de esta prueba se selecciono el uso de Kedro como </w:t>
-      </w:r>
-      <w:proofErr w:type="spellStart"/>
-      <w:r>
-        <w:t>framework</w:t>
-      </w:r>
-      <w:proofErr w:type="spellEnd"/>
-      <w:r>
-        <w:t xml:space="preserve"> de trabajo. A continuación vamos a observar el esquema de trabajo realizado:</w:t>
+        <w:t>Para el desarrollo de esta prueba se selecciono el uso de Kedro como framework de trabajo. A continuación vamos a observar el esquema de trabajo realizado:</w:t>
       </w:r>
     </w:p>
     <w:p>
@@ -788,10 +780,17 @@
           <w:lang w:eastAsia="es-CO"/>
           <w14:ligatures w14:val="none"/>
         </w:rPr>
-        <w:t xml:space="preserve"> , en los clientes con mayor </w:t>
-      </w:r>
-      <w:proofErr w:type="spellStart"/>
-      <w:r>
+        <w:t xml:space="preserve"> , en los clientes con mayor numero de productos .</w:t>
+      </w:r>
+    </w:p>
+    <w:p>
+      <w:pPr>
+        <w:pStyle w:val="Prrafodelista"/>
+        <w:numPr>
+          <w:ilvl w:val="0"/>
+          <w:numId w:val="1"/>
+        </w:numPr>
+        <w:spacing w:after="0" w:line="285" w:lineRule="atLeast"/>
         <w:rPr>
           <w:rFonts w:asciiTheme="majorHAnsi" w:eastAsia="Times New Roman" w:hAnsiTheme="majorHAnsi" w:cs="Times New Roman"/>
           <w:kern w:val="0"/>
@@ -800,9 +799,7 @@
           <w:lang w:eastAsia="es-CO"/>
           <w14:ligatures w14:val="none"/>
         </w:rPr>
-        <w:t>numero</w:t>
-      </w:r>
-      <w:proofErr w:type="spellEnd"/>
+      </w:pPr>
       <w:r>
         <w:rPr>
           <w:rFonts w:asciiTheme="majorHAnsi" w:eastAsia="Times New Roman" w:hAnsiTheme="majorHAnsi" w:cs="Times New Roman"/>
@@ -812,17 +809,9 @@
           <w:lang w:eastAsia="es-CO"/>
           <w14:ligatures w14:val="none"/>
         </w:rPr>
-        <w:t xml:space="preserve"> de productos .</w:t>
-      </w:r>
-    </w:p>
-    <w:p>
-      <w:pPr>
-        <w:pStyle w:val="Prrafodelista"/>
-        <w:numPr>
-          <w:ilvl w:val="0"/>
-          <w:numId w:val="1"/>
-        </w:numPr>
-        <w:spacing w:after="0" w:line="285" w:lineRule="atLeast"/>
+        <w:t xml:space="preserve">Como </w:t>
+      </w:r>
+      <w:r>
         <w:rPr>
           <w:rFonts w:asciiTheme="majorHAnsi" w:eastAsia="Times New Roman" w:hAnsiTheme="majorHAnsi" w:cs="Times New Roman"/>
           <w:kern w:val="0"/>
@@ -831,7 +820,8 @@
           <w:lang w:eastAsia="es-CO"/>
           <w14:ligatures w14:val="none"/>
         </w:rPr>
-      </w:pPr>
+        <w:t>recomendación</w:t>
+      </w:r>
       <w:r>
         <w:rPr>
           <w:rFonts w:asciiTheme="majorHAnsi" w:eastAsia="Times New Roman" w:hAnsiTheme="majorHAnsi" w:cs="Times New Roman"/>
@@ -841,7 +831,7 @@
           <w:lang w:eastAsia="es-CO"/>
           <w14:ligatures w14:val="none"/>
         </w:rPr>
-        <w:t xml:space="preserve">Como </w:t>
+        <w:t xml:space="preserve"> en un escenario real estas transacciones se deberían validar por topes o con configuraciones que permitan </w:t>
       </w:r>
       <w:r>
         <w:rPr>
@@ -852,7 +842,7 @@
           <w:lang w:eastAsia="es-CO"/>
           <w14:ligatures w14:val="none"/>
         </w:rPr>
-        <w:t>recomendación</w:t>
+        <w:t>comprobar</w:t>
       </w:r>
       <w:r>
         <w:rPr>
@@ -863,28 +853,6 @@
           <w:lang w:eastAsia="es-CO"/>
           <w14:ligatures w14:val="none"/>
         </w:rPr>
-        <w:t xml:space="preserve"> en un escenario real estas transacciones se deberían validar por topes o con configuraciones que permitan </w:t>
-      </w:r>
-      <w:r>
-        <w:rPr>
-          <w:rFonts w:asciiTheme="majorHAnsi" w:eastAsia="Times New Roman" w:hAnsiTheme="majorHAnsi" w:cs="Times New Roman"/>
-          <w:kern w:val="0"/>
-          <w:sz w:val="21"/>
-          <w:szCs w:val="21"/>
-          <w:lang w:eastAsia="es-CO"/>
-          <w14:ligatures w14:val="none"/>
-        </w:rPr>
-        <w:t>comprobar</w:t>
-      </w:r>
-      <w:r>
-        <w:rPr>
-          <w:rFonts w:asciiTheme="majorHAnsi" w:eastAsia="Times New Roman" w:hAnsiTheme="majorHAnsi" w:cs="Times New Roman"/>
-          <w:kern w:val="0"/>
-          <w:sz w:val="21"/>
-          <w:szCs w:val="21"/>
-          <w:lang w:eastAsia="es-CO"/>
-          <w14:ligatures w14:val="none"/>
-        </w:rPr>
         <w:t xml:space="preserve"> dicha alerta </w:t>
       </w:r>
     </w:p>
@@ -1460,7 +1428,61 @@
         <w:t>AWS QuickSight para visualización y reportes de anomalías.</w:t>
       </w:r>
     </w:p>
-    <w:p/>
+    <w:p>
+      <w:pPr>
+        <w:numPr>
+          <w:ilvl w:val="0"/>
+          <w:numId w:val="8"/>
+        </w:numPr>
+        <w:rPr>
+          <w:b/>
+          <w:bCs/>
+        </w:rPr>
+      </w:pPr>
+      <w:r>
+        <w:rPr>
+          <w:b/>
+          <w:bCs/>
+        </w:rPr>
+        <w:t xml:space="preserve">Artefacto </w:t>
+      </w:r>
+      <w:r>
+        <w:rPr>
+          <w:b/>
+          <w:bCs/>
+        </w:rPr>
+        <w:t xml:space="preserve">: </w:t>
+      </w:r>
+      <w:r>
+        <w:t>El Artefacto resultante del modelo lo puden encontrar en la ruta :</w:t>
+      </w:r>
+    </w:p>
+    <w:p>
+      <w:pPr>
+        <w:numPr>
+          <w:ilvl w:val="1"/>
+          <w:numId w:val="8"/>
+        </w:numPr>
+      </w:pPr>
+      <w:r>
+        <w:lastRenderedPageBreak/>
+        <w:t>analisis-fraude/data/06_models</w:t>
+      </w:r>
+    </w:p>
+    <w:p>
+      <w:pPr>
+        <w:numPr>
+          <w:ilvl w:val="0"/>
+          <w:numId w:val="8"/>
+        </w:numPr>
+      </w:pPr>
+      <w:r>
+        <w:t xml:space="preserve">Los notebooks están en la siguiente ruta </w:t>
+      </w:r>
+      <w:r>
+        <w:t>analisis-fraude/notebooks</w:t>
+      </w:r>
+    </w:p>
     <w:sectPr>
       <w:pgSz w:w="12240" w:h="15840"/>
       <w:pgMar w:top="1417" w:right="1701" w:bottom="1417" w:left="1701" w:header="708" w:footer="708" w:gutter="0"/>
